--- a/SEMANA_03/Tarea3 - Grupo 6.docx
+++ b/SEMANA_03/Tarea3 - Grupo 6.docx
@@ -57,13 +57,11 @@
         <w:t xml:space="preserve">: </w:t>
       </w:r>
       <w:r>
-        <w:t xml:space="preserve">Fundamentos de </w:t>
-      </w:r>
-      <w:proofErr w:type="spellStart"/>
-      <w:r>
-        <w:t>JavaScrip</w:t>
-      </w:r>
-      <w:proofErr w:type="spellEnd"/>
+        <w:t>Fundamentos de JavaScrip</w:t>
+      </w:r>
+      <w:r>
+        <w:t>t</w:t>
+      </w:r>
     </w:p>
     <w:p>
       <w:pPr>
